--- a/tillsyn/A 38933-2024 tillsynsbegäran.docx
+++ b/tillsyn/A 38933-2024 tillsynsbegäran.docx
@@ -738,7 +738,7 @@
     <w:r>
       <w:tab/>
       <w:tab/>
-      <w:t>2024-09-29</w:t>
+      <w:t>2024-09-30</w:t>
       <w:br/>
       <w:br/>
     </w:r>

--- a/tillsyn/A 38933-2024 tillsynsbegäran.docx
+++ b/tillsyn/A 38933-2024 tillsynsbegäran.docx
@@ -738,7 +738,7 @@
     <w:r>
       <w:tab/>
       <w:tab/>
-      <w:t>2024-09-30</w:t>
+      <w:t>2024-10-01</w:t>
       <w:br/>
       <w:br/>
     </w:r>

--- a/tillsyn/A 38933-2024 tillsynsbegäran.docx
+++ b/tillsyn/A 38933-2024 tillsynsbegäran.docx
@@ -738,7 +738,7 @@
     <w:r>
       <w:tab/>
       <w:tab/>
-      <w:t>2024-10-01</w:t>
+      <w:t>2024-10-02</w:t>
       <w:br/>
       <w:br/>
     </w:r>

--- a/tillsyn/A 38933-2024 tillsynsbegäran.docx
+++ b/tillsyn/A 38933-2024 tillsynsbegäran.docx
@@ -738,7 +738,7 @@
     <w:r>
       <w:tab/>
       <w:tab/>
-      <w:t>2024-10-02</w:t>
+      <w:t>2024-10-03</w:t>
       <w:br/>
       <w:br/>
     </w:r>
